--- a/docs/Protas_Maria_LeadDeveloper_2026_EN_Detailed.docx
+++ b/docs/Protas_Maria_LeadDeveloper_2026_EN_Detailed.docx
@@ -2492,6 +2492,15 @@
           <w:rStyle w:val="VerbatimChar"/>
         </w:rPr>
         <w:t xml:space="preserve">Django 2–4</w:t>
+      </w:r>
+      <w:r>
+        <w:t xml:space="preserve"> </w:t>
+      </w:r>
+      <w:r>
+        <w:rPr>
+          <w:rStyle w:val="VerbatimChar"/>
+        </w:rPr>
+        <w:t xml:space="preserve">FastAPI</w:t>
       </w:r>
       <w:r>
         <w:t xml:space="preserve"> </w:t>
